--- a/Fase 2/Evidencias Proyecto/Evidencias de documentación/11_Control_Integrado_de_Cambios.docx
+++ b/Fase 2/Evidencias Proyecto/Evidencias de documentación/11_Control_Integrado_de_Cambios.docx
@@ -4057,6 +4057,136 @@
                 <w:szCs w:val="15"/>
               </w:rPr>
               <w:t>Bajo — Todos los documentos (portada y referencias), DAS, cronograma (hitos H5 a H9)</w:t>
+            </w:r>
+          </w:p>
+        </w:tc>
+      </w:tr>
+      <w:tr>
+        <w:trPr>
+          <w:cantSplit/>
+        </w:trPr>
+        <w:tc>
+          <w:tcPr>
+            <w:tcW w:w="760" w:type="dxa"/>
+            <w:tcMar>
+              <w:top w:w="80" w:type="dxa"/>
+              <w:left w:w="100" w:type="dxa"/>
+              <w:bottom w:w="80" w:type="dxa"/>
+              <w:right w:w="100" w:type="dxa"/>
+            </w:tcMar>
+            <w:vAlign w:val="center"/>
+          </w:tcPr>
+          <w:p>
+            <w:pPr>
+              <w:spacing w:before="0" w:after="0" w:line="240" w:lineRule="auto"/>
+            </w:pPr>
+            <w:r>
+              <w:rPr>
+                <w:rFonts w:ascii="Arial" w:hAnsi="Arial" w:cs="Arial" w:eastAsia="Arial"/>
+                <w:sz w:val="15"/>
+                <w:szCs w:val="15"/>
+              </w:rPr>
+              <w:t>SC-18</w:t>
+            </w:r>
+          </w:p>
+        </w:tc>
+        <w:tc>
+          <w:tcPr>
+            <w:tcW w:w="1045" w:type="dxa"/>
+            <w:tcMar>
+              <w:top w:w="80" w:type="dxa"/>
+              <w:left w:w="100" w:type="dxa"/>
+              <w:bottom w:w="80" w:type="dxa"/>
+              <w:right w:w="100" w:type="dxa"/>
+            </w:tcMar>
+            <w:vAlign w:val="center"/>
+          </w:tcPr>
+          <w:p>
+            <w:pPr>
+              <w:spacing w:before="0" w:after="0" w:line="240" w:lineRule="auto"/>
+            </w:pPr>
+            <w:r>
+              <w:rPr>
+                <w:rFonts w:ascii="Arial" w:hAnsi="Arial" w:cs="Arial" w:eastAsia="Arial"/>
+                <w:sz w:val="15"/>
+                <w:szCs w:val="15"/>
+              </w:rPr>
+              <w:t>20-10-2026</w:t>
+            </w:r>
+          </w:p>
+        </w:tc>
+        <w:tc>
+          <w:tcPr>
+            <w:tcW w:w="4275" w:type="dxa"/>
+            <w:tcMar>
+              <w:top w:w="80" w:type="dxa"/>
+              <w:left w:w="100" w:type="dxa"/>
+              <w:bottom w:w="80" w:type="dxa"/>
+              <w:right w:w="100" w:type="dxa"/>
+            </w:tcMar>
+            <w:vAlign w:val="center"/>
+          </w:tcPr>
+          <w:p>
+            <w:pPr>
+              <w:spacing w:before="0" w:after="0" w:line="240" w:lineRule="auto"/>
+            </w:pPr>
+            <w:r>
+              <w:rPr>
+                <w:rFonts w:ascii="Arial" w:hAnsi="Arial" w:cs="Arial" w:eastAsia="Arial"/>
+                <w:sz w:val="15"/>
+                <w:szCs w:val="15"/>
+              </w:rPr>
+              <w:t>La base de datos se implementa en Supabase (PostgreSQL 17, región us-west-2, Oregón, EE. UU.) en lugar de un servidor en Chile. Se declara la transferencia internacional de datos personales en la Política de Privacidad y en el RAT, y se actualizan los documentos 04, 15, 16, 18, DAS, ERS y Anexo A.</w:t>
+            </w:r>
+          </w:p>
+        </w:tc>
+        <w:tc>
+          <w:tcPr>
+            <w:tcW w:w="1520" w:type="dxa"/>
+            <w:tcMar>
+              <w:top w:w="80" w:type="dxa"/>
+              <w:left w:w="100" w:type="dxa"/>
+              <w:bottom w:w="80" w:type="dxa"/>
+              <w:right w:w="100" w:type="dxa"/>
+            </w:tcMar>
+            <w:vAlign w:val="center"/>
+          </w:tcPr>
+          <w:p>
+            <w:pPr>
+              <w:spacing w:before="0" w:after="0" w:line="240" w:lineRule="auto"/>
+            </w:pPr>
+            <w:r>
+              <w:rPr>
+                <w:rFonts w:ascii="Arial" w:hAnsi="Arial" w:cs="Arial" w:eastAsia="Arial"/>
+                <w:sz w:val="15"/>
+                <w:szCs w:val="15"/>
+              </w:rPr>
+              <w:t>Aprobado (equipo del proyecto)</w:t>
+            </w:r>
+          </w:p>
+        </w:tc>
+        <w:tc>
+          <w:tcPr>
+            <w:tcW w:w="1900" w:type="dxa"/>
+            <w:tcMar>
+              <w:top w:w="80" w:type="dxa"/>
+              <w:left w:w="100" w:type="dxa"/>
+              <w:bottom w:w="80" w:type="dxa"/>
+              <w:right w:w="100" w:type="dxa"/>
+            </w:tcMar>
+            <w:vAlign w:val="center"/>
+          </w:tcPr>
+          <w:p>
+            <w:pPr>
+              <w:spacing w:before="0" w:after="0" w:line="240" w:lineRule="auto"/>
+            </w:pPr>
+            <w:r>
+              <w:rPr>
+                <w:rFonts w:ascii="Arial" w:hAnsi="Arial" w:cs="Arial" w:eastAsia="Arial"/>
+                <w:sz w:val="15"/>
+                <w:szCs w:val="15"/>
+              </w:rPr>
+              <w:t>Medio — RNF de ubicación de datos, Política de Privacidad, RAT, R-09, DAS</w:t>
             </w:r>
           </w:p>
         </w:tc>

--- a/Fase 2/Evidencias Proyecto/Evidencias de documentación/11_Control_Integrado_de_Cambios.docx
+++ b/Fase 2/Evidencias Proyecto/Evidencias de documentación/11_Control_Integrado_de_Cambios.docx
@@ -497,7 +497,7 @@
                 <w:sz w:val="20"/>
                 <w:szCs w:val="20"/>
               </w:rPr>
-              <w:t>1.0</w:t>
+              <w:t>1.1</w:t>
             </w:r>
           </w:p>
         </w:tc>
@@ -532,7 +532,7 @@
           <w:sz w:val="22"/>
           <w:szCs w:val="22"/>
         </w:rPr>
-        <w:t>Este documento define cómo se solicitan, evalúan, aprueban y registran los cambios del Proyecto Barbería Big-Boys, y mantiene el registro de las solicitudes. Al 09-10-2026 se registran 17 solicitudes (SC-01 a SC-17) derivadas de la actualización integral de la documentación.</w:t>
+        <w:t>Este documento define cómo se solicitan, evalúan, aprueban y registran los cambios del Proyecto Barbería Big-Boys, y mantiene el registro de las solicitudes. Al 22-10-2026 se registran 20 solicitudes (SC-01 a SC-20): las 17 primeras derivan de la actualización integral de la documentación y las siguientes, de la implementación en Supabase y de la planificación del despliegue.</w:t>
       </w:r>
     </w:p>
     <w:p>
@@ -1591,7 +1591,7 @@
                 <w:sz w:val="18"/>
                 <w:szCs w:val="18"/>
               </w:rPr>
-              <w:t>30 h adicionales de desarrollo; operación con VPS en Santiago.</w:t>
+              <w:t>30 h adicionales de desarrollo; operación con VPS en Santiago (actualizado por SC-18: la base de datos opera en Supabase; el alojamiento de la API se define en SC-20).</w:t>
             </w:r>
           </w:p>
         </w:tc>
@@ -3291,7 +3291,7 @@
                 <w:sz w:val="15"/>
                 <w:szCs w:val="15"/>
               </w:rPr>
-              <w:t>SC-12</w:t>
+              <w:t>SC-11</w:t>
             </w:r>
           </w:p>
         </w:tc>
@@ -3341,7 +3341,7 @@
                 <w:sz w:val="15"/>
                 <w:szCs w:val="15"/>
               </w:rPr>
-              <w:t>Precios reales del catálogo de 9 servicios; el ingreso perdido se valoriza exclusivamente con el precio del corte ($11.900, antes $15.000 supuesto) y se agrega un análisis de sensibilidad (Barba $8.330 a S. Completo $23.800). Complementos (lavado, cejas, mascarillas) no agendables en línea (confirmado 07-10-2026); duración máxima de servicio 60 min.</w:t>
+              <w:t>Aplicación de la norma APA 7.ª edición en toda la documentación: citas autor-fecha, lista de Referencias con sangría francesa, y tablas y figuras numeradas con título en cursiva y nota.</w:t>
             </w:r>
           </w:p>
         </w:tc>
@@ -3366,7 +3366,7 @@
                 <w:sz w:val="15"/>
                 <w:szCs w:val="15"/>
               </w:rPr>
-              <w:t>Aprobado (dato del negocio)</w:t>
+              <w:t>Aprobado (Jefe de Proyecto)</w:t>
             </w:r>
           </w:p>
         </w:tc>
@@ -3391,7 +3391,7 @@
                 <w:sz w:val="15"/>
                 <w:szCs w:val="15"/>
               </w:rPr>
-              <w:t>Medio — KPIs, ROI, Plan de Costos, Alcance, Acta, ERS, BD (catálogo y columna reservable_individual), presentación y Excel</w:t>
+              <w:t>Bajo — Todos los documentos, presentación y planilla</w:t>
             </w:r>
           </w:p>
         </w:tc>
@@ -3403,33 +3403,31 @@
         <w:tc>
           <w:tcPr>
             <w:tcW w:w="760" w:type="dxa"/>
-            <w:shd w:val="clear" w:color="auto" w:fill="F2F5FA"/>
-            <w:tcMar>
-              <w:top w:w="80" w:type="dxa"/>
-              <w:left w:w="100" w:type="dxa"/>
-              <w:bottom w:w="80" w:type="dxa"/>
-              <w:right w:w="100" w:type="dxa"/>
-            </w:tcMar>
-            <w:vAlign w:val="center"/>
-          </w:tcPr>
-          <w:p>
-            <w:pPr>
-              <w:spacing w:before="0" w:after="0" w:line="240" w:lineRule="auto"/>
-            </w:pPr>
-            <w:r>
-              <w:rPr>
-                <w:rFonts w:ascii="Arial" w:hAnsi="Arial" w:cs="Arial" w:eastAsia="Arial"/>
-                <w:sz w:val="15"/>
-                <w:szCs w:val="15"/>
-              </w:rPr>
-              <w:t>SC-13</w:t>
+            <w:tcMar>
+              <w:top w:w="80" w:type="dxa"/>
+              <w:left w:w="100" w:type="dxa"/>
+              <w:bottom w:w="80" w:type="dxa"/>
+              <w:right w:w="100" w:type="dxa"/>
+            </w:tcMar>
+            <w:vAlign w:val="center"/>
+          </w:tcPr>
+          <w:p>
+            <w:pPr>
+              <w:spacing w:before="0" w:after="0" w:line="240" w:lineRule="auto"/>
+            </w:pPr>
+            <w:r>
+              <w:rPr>
+                <w:rFonts w:ascii="Arial" w:hAnsi="Arial" w:cs="Arial" w:eastAsia="Arial"/>
+                <w:sz w:val="15"/>
+                <w:szCs w:val="15"/>
+              </w:rPr>
+              <w:t>SC-12</w:t>
             </w:r>
           </w:p>
         </w:tc>
         <w:tc>
           <w:tcPr>
             <w:tcW w:w="1045" w:type="dxa"/>
-            <w:shd w:val="clear" w:color="auto" w:fill="F2F5FA"/>
             <w:tcMar>
               <w:top w:w="80" w:type="dxa"/>
               <w:left w:w="100" w:type="dxa"/>
@@ -3455,78 +3453,75 @@
         <w:tc>
           <w:tcPr>
             <w:tcW w:w="4275" w:type="dxa"/>
-            <w:shd w:val="clear" w:color="auto" w:fill="F2F5FA"/>
-            <w:tcMar>
-              <w:top w:w="80" w:type="dxa"/>
-              <w:left w:w="100" w:type="dxa"/>
-              <w:bottom w:w="80" w:type="dxa"/>
-              <w:right w:w="100" w:type="dxa"/>
-            </w:tcMar>
-            <w:vAlign w:val="center"/>
-          </w:tcPr>
-          <w:p>
-            <w:pPr>
-              <w:spacing w:before="0" w:after="0" w:line="240" w:lineRule="auto"/>
-            </w:pPr>
-            <w:r>
-              <w:rPr>
-                <w:rFonts w:ascii="Arial" w:hAnsi="Arial" w:cs="Arial" w:eastAsia="Arial"/>
-                <w:sz w:val="15"/>
-                <w:szCs w:val="15"/>
-              </w:rPr>
-              <w:t>Atribuciones por rol: el barbero solo consulta sus atenciones, montos y total acumulado; el administrador de sucursal (cajero/a) confirma el servicio, inicia y registra la atención, marca no-show y cambia estados. Nuevo CU-41, RF-62, DIAG-35, columna atencion.registrada_por y vista v_atenciones_barbero.</w:t>
+            <w:tcMar>
+              <w:top w:w="80" w:type="dxa"/>
+              <w:left w:w="100" w:type="dxa"/>
+              <w:bottom w:w="80" w:type="dxa"/>
+              <w:right w:w="100" w:type="dxa"/>
+            </w:tcMar>
+            <w:vAlign w:val="center"/>
+          </w:tcPr>
+          <w:p>
+            <w:pPr>
+              <w:spacing w:before="0" w:after="0" w:line="240" w:lineRule="auto"/>
+            </w:pPr>
+            <w:r>
+              <w:rPr>
+                <w:rFonts w:ascii="Arial" w:hAnsi="Arial" w:cs="Arial" w:eastAsia="Arial"/>
+                <w:sz w:val="15"/>
+                <w:szCs w:val="15"/>
+              </w:rPr>
+              <w:t>Precios reales del catálogo de 9 servicios; el ingreso perdido se valoriza exclusivamente con el precio del corte ($11.900, antes $15.000 supuesto) y se agrega un análisis de sensibilidad (Barba $8.330 a S. Completo $23.800). Complementos (lavado, cejas, mascarillas) no agendables en línea (confirmado 07-10-2026); duración máxima de servicio 60 min.</w:t>
             </w:r>
           </w:p>
         </w:tc>
         <w:tc>
           <w:tcPr>
             <w:tcW w:w="1520" w:type="dxa"/>
-            <w:shd w:val="clear" w:color="auto" w:fill="F2F5FA"/>
-            <w:tcMar>
-              <w:top w:w="80" w:type="dxa"/>
-              <w:left w:w="100" w:type="dxa"/>
-              <w:bottom w:w="80" w:type="dxa"/>
-              <w:right w:w="100" w:type="dxa"/>
-            </w:tcMar>
-            <w:vAlign w:val="center"/>
-          </w:tcPr>
-          <w:p>
-            <w:pPr>
-              <w:spacing w:before="0" w:after="0" w:line="240" w:lineRule="auto"/>
-            </w:pPr>
-            <w:r>
-              <w:rPr>
-                <w:rFonts w:ascii="Arial" w:hAnsi="Arial" w:cs="Arial" w:eastAsia="Arial"/>
-                <w:sz w:val="15"/>
-                <w:szCs w:val="15"/>
-              </w:rPr>
-              <w:t>Aprobado (definido por el negocio)</w:t>
+            <w:tcMar>
+              <w:top w:w="80" w:type="dxa"/>
+              <w:left w:w="100" w:type="dxa"/>
+              <w:bottom w:w="80" w:type="dxa"/>
+              <w:right w:w="100" w:type="dxa"/>
+            </w:tcMar>
+            <w:vAlign w:val="center"/>
+          </w:tcPr>
+          <w:p>
+            <w:pPr>
+              <w:spacing w:before="0" w:after="0" w:line="240" w:lineRule="auto"/>
+            </w:pPr>
+            <w:r>
+              <w:rPr>
+                <w:rFonts w:ascii="Arial" w:hAnsi="Arial" w:cs="Arial" w:eastAsia="Arial"/>
+                <w:sz w:val="15"/>
+                <w:szCs w:val="15"/>
+              </w:rPr>
+              <w:t>Aprobado (dato del negocio)</w:t>
             </w:r>
           </w:p>
         </w:tc>
         <w:tc>
           <w:tcPr>
             <w:tcW w:w="1900" w:type="dxa"/>
-            <w:shd w:val="clear" w:color="auto" w:fill="F2F5FA"/>
-            <w:tcMar>
-              <w:top w:w="80" w:type="dxa"/>
-              <w:left w:w="100" w:type="dxa"/>
-              <w:bottom w:w="80" w:type="dxa"/>
-              <w:right w:w="100" w:type="dxa"/>
-            </w:tcMar>
-            <w:vAlign w:val="center"/>
-          </w:tcPr>
-          <w:p>
-            <w:pPr>
-              <w:spacing w:before="0" w:after="0" w:line="240" w:lineRule="auto"/>
-            </w:pPr>
-            <w:r>
-              <w:rPr>
-                <w:rFonts w:ascii="Arial" w:hAnsi="Arial" w:cs="Arial" w:eastAsia="Arial"/>
-                <w:sz w:val="15"/>
-                <w:szCs w:val="15"/>
-              </w:rPr>
-              <w:t>Medio — Casos de uso, RF, diagramas DIAG-04/05/08/15/19/35, BD, ERS, Anexo A</w:t>
+            <w:tcMar>
+              <w:top w:w="80" w:type="dxa"/>
+              <w:left w:w="100" w:type="dxa"/>
+              <w:bottom w:w="80" w:type="dxa"/>
+              <w:right w:w="100" w:type="dxa"/>
+            </w:tcMar>
+            <w:vAlign w:val="center"/>
+          </w:tcPr>
+          <w:p>
+            <w:pPr>
+              <w:spacing w:before="0" w:after="0" w:line="240" w:lineRule="auto"/>
+            </w:pPr>
+            <w:r>
+              <w:rPr>
+                <w:rFonts w:ascii="Arial" w:hAnsi="Arial" w:cs="Arial" w:eastAsia="Arial"/>
+                <w:sz w:val="15"/>
+                <w:szCs w:val="15"/>
+              </w:rPr>
+              <w:t>Medio — KPIs, ROI, Plan de Costos, Alcance, Acta, ERS, BD (catálogo y columna reservable_individual), presentación y Excel</w:t>
             </w:r>
           </w:p>
         </w:tc>
@@ -3538,31 +3533,33 @@
         <w:tc>
           <w:tcPr>
             <w:tcW w:w="760" w:type="dxa"/>
-            <w:tcMar>
-              <w:top w:w="80" w:type="dxa"/>
-              <w:left w:w="100" w:type="dxa"/>
-              <w:bottom w:w="80" w:type="dxa"/>
-              <w:right w:w="100" w:type="dxa"/>
-            </w:tcMar>
-            <w:vAlign w:val="center"/>
-          </w:tcPr>
-          <w:p>
-            <w:pPr>
-              <w:spacing w:before="0" w:after="0" w:line="240" w:lineRule="auto"/>
-            </w:pPr>
-            <w:r>
-              <w:rPr>
-                <w:rFonts w:ascii="Arial" w:hAnsi="Arial" w:cs="Arial" w:eastAsia="Arial"/>
-                <w:sz w:val="15"/>
-                <w:szCs w:val="15"/>
-              </w:rPr>
-              <w:t>SC-14</w:t>
+            <w:shd w:val="clear" w:color="auto" w:fill="F2F5FA"/>
+            <w:tcMar>
+              <w:top w:w="80" w:type="dxa"/>
+              <w:left w:w="100" w:type="dxa"/>
+              <w:bottom w:w="80" w:type="dxa"/>
+              <w:right w:w="100" w:type="dxa"/>
+            </w:tcMar>
+            <w:vAlign w:val="center"/>
+          </w:tcPr>
+          <w:p>
+            <w:pPr>
+              <w:spacing w:before="0" w:after="0" w:line="240" w:lineRule="auto"/>
+            </w:pPr>
+            <w:r>
+              <w:rPr>
+                <w:rFonts w:ascii="Arial" w:hAnsi="Arial" w:cs="Arial" w:eastAsia="Arial"/>
+                <w:sz w:val="15"/>
+                <w:szCs w:val="15"/>
+              </w:rPr>
+              <w:t>SC-13</w:t>
             </w:r>
           </w:p>
         </w:tc>
         <w:tc>
           <w:tcPr>
             <w:tcW w:w="1045" w:type="dxa"/>
+            <w:shd w:val="clear" w:color="auto" w:fill="F2F5FA"/>
             <w:tcMar>
               <w:top w:w="80" w:type="dxa"/>
               <w:left w:w="100" w:type="dxa"/>
@@ -3588,75 +3585,78 @@
         <w:tc>
           <w:tcPr>
             <w:tcW w:w="4275" w:type="dxa"/>
-            <w:tcMar>
-              <w:top w:w="80" w:type="dxa"/>
-              <w:left w:w="100" w:type="dxa"/>
-              <w:bottom w:w="80" w:type="dxa"/>
-              <w:right w:w="100" w:type="dxa"/>
-            </w:tcMar>
-            <w:vAlign w:val="center"/>
-          </w:tcPr>
-          <w:p>
-            <w:pPr>
-              <w:spacing w:before="0" w:after="0" w:line="240" w:lineRule="auto"/>
-            </w:pPr>
-            <w:r>
-              <w:rPr>
-                <w:rFonts w:ascii="Arial" w:hAnsi="Arial" w:cs="Arial" w:eastAsia="Arial"/>
-                <w:sz w:val="15"/>
-                <w:szCs w:val="15"/>
-              </w:rPr>
-              <w:t>Calendario del proyecto: la semana 1 es siempre la del 10 al 16 de agosto de 2026; todos los documentos y presentaciones indican la semana actual. La entrega del 13-11 cae en S14 (antes se indicaba S13) y la defensa en S16.</w:t>
+            <w:shd w:val="clear" w:color="auto" w:fill="F2F5FA"/>
+            <w:tcMar>
+              <w:top w:w="80" w:type="dxa"/>
+              <w:left w:w="100" w:type="dxa"/>
+              <w:bottom w:w="80" w:type="dxa"/>
+              <w:right w:w="100" w:type="dxa"/>
+            </w:tcMar>
+            <w:vAlign w:val="center"/>
+          </w:tcPr>
+          <w:p>
+            <w:pPr>
+              <w:spacing w:before="0" w:after="0" w:line="240" w:lineRule="auto"/>
+            </w:pPr>
+            <w:r>
+              <w:rPr>
+                <w:rFonts w:ascii="Arial" w:hAnsi="Arial" w:cs="Arial" w:eastAsia="Arial"/>
+                <w:sz w:val="15"/>
+                <w:szCs w:val="15"/>
+              </w:rPr>
+              <w:t>Atribuciones por rol: el barbero solo consulta sus atenciones, montos y total acumulado; el administrador de sucursal (cajero/a) confirma el servicio, inicia y registra la atención, marca no-show y cambia estados. Nuevo CU-41, RF-62, DIAG-35, columna atencion.registrada_por y vista v_atenciones_barbero.</w:t>
             </w:r>
           </w:p>
         </w:tc>
         <w:tc>
           <w:tcPr>
             <w:tcW w:w="1520" w:type="dxa"/>
-            <w:tcMar>
-              <w:top w:w="80" w:type="dxa"/>
-              <w:left w:w="100" w:type="dxa"/>
-              <w:bottom w:w="80" w:type="dxa"/>
-              <w:right w:w="100" w:type="dxa"/>
-            </w:tcMar>
-            <w:vAlign w:val="center"/>
-          </w:tcPr>
-          <w:p>
-            <w:pPr>
-              <w:spacing w:before="0" w:after="0" w:line="240" w:lineRule="auto"/>
-            </w:pPr>
-            <w:r>
-              <w:rPr>
-                <w:rFonts w:ascii="Arial" w:hAnsi="Arial" w:cs="Arial" w:eastAsia="Arial"/>
-                <w:sz w:val="15"/>
-                <w:szCs w:val="15"/>
-              </w:rPr>
-              <w:t>Aprobado (Jefe de Proyecto)</w:t>
+            <w:shd w:val="clear" w:color="auto" w:fill="F2F5FA"/>
+            <w:tcMar>
+              <w:top w:w="80" w:type="dxa"/>
+              <w:left w:w="100" w:type="dxa"/>
+              <w:bottom w:w="80" w:type="dxa"/>
+              <w:right w:w="100" w:type="dxa"/>
+            </w:tcMar>
+            <w:vAlign w:val="center"/>
+          </w:tcPr>
+          <w:p>
+            <w:pPr>
+              <w:spacing w:before="0" w:after="0" w:line="240" w:lineRule="auto"/>
+            </w:pPr>
+            <w:r>
+              <w:rPr>
+                <w:rFonts w:ascii="Arial" w:hAnsi="Arial" w:cs="Arial" w:eastAsia="Arial"/>
+                <w:sz w:val="15"/>
+                <w:szCs w:val="15"/>
+              </w:rPr>
+              <w:t>Aprobado (definido por el negocio)</w:t>
             </w:r>
           </w:p>
         </w:tc>
         <w:tc>
           <w:tcPr>
             <w:tcW w:w="1900" w:type="dxa"/>
-            <w:tcMar>
-              <w:top w:w="80" w:type="dxa"/>
-              <w:left w:w="100" w:type="dxa"/>
-              <w:bottom w:w="80" w:type="dxa"/>
-              <w:right w:w="100" w:type="dxa"/>
-            </w:tcMar>
-            <w:vAlign w:val="center"/>
-          </w:tcPr>
-          <w:p>
-            <w:pPr>
-              <w:spacing w:before="0" w:after="0" w:line="240" w:lineRule="auto"/>
-            </w:pPr>
-            <w:r>
-              <w:rPr>
-                <w:rFonts w:ascii="Arial" w:hAnsi="Arial" w:cs="Arial" w:eastAsia="Arial"/>
-                <w:sz w:val="15"/>
-                <w:szCs w:val="15"/>
-              </w:rPr>
-              <w:t>Bajo — Cronograma, Gantt, informes y presentaciones</w:t>
+            <w:shd w:val="clear" w:color="auto" w:fill="F2F5FA"/>
+            <w:tcMar>
+              <w:top w:w="80" w:type="dxa"/>
+              <w:left w:w="100" w:type="dxa"/>
+              <w:bottom w:w="80" w:type="dxa"/>
+              <w:right w:w="100" w:type="dxa"/>
+            </w:tcMar>
+            <w:vAlign w:val="center"/>
+          </w:tcPr>
+          <w:p>
+            <w:pPr>
+              <w:spacing w:before="0" w:after="0" w:line="240" w:lineRule="auto"/>
+            </w:pPr>
+            <w:r>
+              <w:rPr>
+                <w:rFonts w:ascii="Arial" w:hAnsi="Arial" w:cs="Arial" w:eastAsia="Arial"/>
+                <w:sz w:val="15"/>
+                <w:szCs w:val="15"/>
+              </w:rPr>
+              <w:t>Medio — Casos de uso, RF, diagramas DIAG-04/05/08/15/19/35, BD, ERS, Anexo A</w:t>
             </w:r>
           </w:p>
         </w:tc>
@@ -3668,33 +3668,31 @@
         <w:tc>
           <w:tcPr>
             <w:tcW w:w="760" w:type="dxa"/>
-            <w:shd w:val="clear" w:color="auto" w:fill="F2F5FA"/>
-            <w:tcMar>
-              <w:top w:w="80" w:type="dxa"/>
-              <w:left w:w="100" w:type="dxa"/>
-              <w:bottom w:w="80" w:type="dxa"/>
-              <w:right w:w="100" w:type="dxa"/>
-            </w:tcMar>
-            <w:vAlign w:val="center"/>
-          </w:tcPr>
-          <w:p>
-            <w:pPr>
-              <w:spacing w:before="0" w:after="0" w:line="240" w:lineRule="auto"/>
-            </w:pPr>
-            <w:r>
-              <w:rPr>
-                <w:rFonts w:ascii="Arial" w:hAnsi="Arial" w:cs="Arial" w:eastAsia="Arial"/>
-                <w:sz w:val="15"/>
-                <w:szCs w:val="15"/>
-              </w:rPr>
-              <w:t>SC-15</w:t>
+            <w:tcMar>
+              <w:top w:w="80" w:type="dxa"/>
+              <w:left w:w="100" w:type="dxa"/>
+              <w:bottom w:w="80" w:type="dxa"/>
+              <w:right w:w="100" w:type="dxa"/>
+            </w:tcMar>
+            <w:vAlign w:val="center"/>
+          </w:tcPr>
+          <w:p>
+            <w:pPr>
+              <w:spacing w:before="0" w:after="0" w:line="240" w:lineRule="auto"/>
+            </w:pPr>
+            <w:r>
+              <w:rPr>
+                <w:rFonts w:ascii="Arial" w:hAnsi="Arial" w:cs="Arial" w:eastAsia="Arial"/>
+                <w:sz w:val="15"/>
+                <w:szCs w:val="15"/>
+              </w:rPr>
+              <w:t>SC-14</w:t>
             </w:r>
           </w:p>
         </w:tc>
         <w:tc>
           <w:tcPr>
             <w:tcW w:w="1045" w:type="dxa"/>
-            <w:shd w:val="clear" w:color="auto" w:fill="F2F5FA"/>
             <w:tcMar>
               <w:top w:w="80" w:type="dxa"/>
               <w:left w:w="100" w:type="dxa"/>
@@ -3720,33 +3718,31 @@
         <w:tc>
           <w:tcPr>
             <w:tcW w:w="4275" w:type="dxa"/>
-            <w:shd w:val="clear" w:color="auto" w:fill="F2F5FA"/>
-            <w:tcMar>
-              <w:top w:w="80" w:type="dxa"/>
-              <w:left w:w="100" w:type="dxa"/>
-              <w:bottom w:w="80" w:type="dxa"/>
-              <w:right w:w="100" w:type="dxa"/>
-            </w:tcMar>
-            <w:vAlign w:val="center"/>
-          </w:tcPr>
-          <w:p>
-            <w:pPr>
-              <w:spacing w:before="0" w:after="0" w:line="240" w:lineRule="auto"/>
-            </w:pPr>
-            <w:r>
-              <w:rPr>
-                <w:rFonts w:ascii="Arial" w:hAnsi="Arial" w:cs="Arial" w:eastAsia="Arial"/>
-                <w:sz w:val="15"/>
-                <w:szCs w:val="15"/>
-              </w:rPr>
-              <w:t>Diagramas con nombre descriptivo en la imagen, el código fuente y el archivo; versión editable en StarUML (.mdj) de los diagramas de casos de uso, clases y modelo de datos.</w:t>
+            <w:tcMar>
+              <w:top w:w="80" w:type="dxa"/>
+              <w:left w:w="100" w:type="dxa"/>
+              <w:bottom w:w="80" w:type="dxa"/>
+              <w:right w:w="100" w:type="dxa"/>
+            </w:tcMar>
+            <w:vAlign w:val="center"/>
+          </w:tcPr>
+          <w:p>
+            <w:pPr>
+              <w:spacing w:before="0" w:after="0" w:line="240" w:lineRule="auto"/>
+            </w:pPr>
+            <w:r>
+              <w:rPr>
+                <w:rFonts w:ascii="Arial" w:hAnsi="Arial" w:cs="Arial" w:eastAsia="Arial"/>
+                <w:sz w:val="15"/>
+                <w:szCs w:val="15"/>
+              </w:rPr>
+              <w:t>Calendario del proyecto: la semana 1 es siempre la del 10 al 16 de agosto de 2026; todos los documentos y presentaciones indican la semana actual. La entrega del 13-11 cae en S14 (antes se indicaba S13) y la defensa en S16.</w:t>
             </w:r>
           </w:p>
         </w:tc>
         <w:tc>
           <w:tcPr>
             <w:tcW w:w="1520" w:type="dxa"/>
-            <w:shd w:val="clear" w:color="auto" w:fill="F2F5FA"/>
             <w:tcMar>
               <w:top w:w="80" w:type="dxa"/>
               <w:left w:w="100" w:type="dxa"/>
@@ -3772,26 +3768,25 @@
         <w:tc>
           <w:tcPr>
             <w:tcW w:w="1900" w:type="dxa"/>
-            <w:shd w:val="clear" w:color="auto" w:fill="F2F5FA"/>
-            <w:tcMar>
-              <w:top w:w="80" w:type="dxa"/>
-              <w:left w:w="100" w:type="dxa"/>
-              <w:bottom w:w="80" w:type="dxa"/>
-              <w:right w:w="100" w:type="dxa"/>
-            </w:tcMar>
-            <w:vAlign w:val="center"/>
-          </w:tcPr>
-          <w:p>
-            <w:pPr>
-              <w:spacing w:before="0" w:after="0" w:line="240" w:lineRule="auto"/>
-            </w:pPr>
-            <w:r>
-              <w:rPr>
-                <w:rFonts w:ascii="Arial" w:hAnsi="Arial" w:cs="Arial" w:eastAsia="Arial"/>
-                <w:sz w:val="15"/>
-                <w:szCs w:val="15"/>
-              </w:rPr>
-              <w:t>Bajo — Diagramas y documentos que los insertan</w:t>
+            <w:tcMar>
+              <w:top w:w="80" w:type="dxa"/>
+              <w:left w:w="100" w:type="dxa"/>
+              <w:bottom w:w="80" w:type="dxa"/>
+              <w:right w:w="100" w:type="dxa"/>
+            </w:tcMar>
+            <w:vAlign w:val="center"/>
+          </w:tcPr>
+          <w:p>
+            <w:pPr>
+              <w:spacing w:before="0" w:after="0" w:line="240" w:lineRule="auto"/>
+            </w:pPr>
+            <w:r>
+              <w:rPr>
+                <w:rFonts w:ascii="Arial" w:hAnsi="Arial" w:cs="Arial" w:eastAsia="Arial"/>
+                <w:sz w:val="15"/>
+                <w:szCs w:val="15"/>
+              </w:rPr>
+              <w:t>Bajo — Cronograma, Gantt, informes y presentaciones</w:t>
             </w:r>
           </w:p>
         </w:tc>
@@ -3803,31 +3798,33 @@
         <w:tc>
           <w:tcPr>
             <w:tcW w:w="760" w:type="dxa"/>
-            <w:tcMar>
-              <w:top w:w="80" w:type="dxa"/>
-              <w:left w:w="100" w:type="dxa"/>
-              <w:bottom w:w="80" w:type="dxa"/>
-              <w:right w:w="100" w:type="dxa"/>
-            </w:tcMar>
-            <w:vAlign w:val="center"/>
-          </w:tcPr>
-          <w:p>
-            <w:pPr>
-              <w:spacing w:before="0" w:after="0" w:line="240" w:lineRule="auto"/>
-            </w:pPr>
-            <w:r>
-              <w:rPr>
-                <w:rFonts w:ascii="Arial" w:hAnsi="Arial" w:cs="Arial" w:eastAsia="Arial"/>
-                <w:sz w:val="15"/>
-                <w:szCs w:val="15"/>
-              </w:rPr>
-              <w:t>SC-16</w:t>
+            <w:shd w:val="clear" w:color="auto" w:fill="F2F5FA"/>
+            <w:tcMar>
+              <w:top w:w="80" w:type="dxa"/>
+              <w:left w:w="100" w:type="dxa"/>
+              <w:bottom w:w="80" w:type="dxa"/>
+              <w:right w:w="100" w:type="dxa"/>
+            </w:tcMar>
+            <w:vAlign w:val="center"/>
+          </w:tcPr>
+          <w:p>
+            <w:pPr>
+              <w:spacing w:before="0" w:after="0" w:line="240" w:lineRule="auto"/>
+            </w:pPr>
+            <w:r>
+              <w:rPr>
+                <w:rFonts w:ascii="Arial" w:hAnsi="Arial" w:cs="Arial" w:eastAsia="Arial"/>
+                <w:sz w:val="15"/>
+                <w:szCs w:val="15"/>
+              </w:rPr>
+              <w:t>SC-15</w:t>
             </w:r>
           </w:p>
         </w:tc>
         <w:tc>
           <w:tcPr>
             <w:tcW w:w="1045" w:type="dxa"/>
+            <w:shd w:val="clear" w:color="auto" w:fill="F2F5FA"/>
             <w:tcMar>
               <w:top w:w="80" w:type="dxa"/>
               <w:left w:w="100" w:type="dxa"/>
@@ -3853,75 +3850,78 @@
         <w:tc>
           <w:tcPr>
             <w:tcW w:w="4275" w:type="dxa"/>
-            <w:tcMar>
-              <w:top w:w="80" w:type="dxa"/>
-              <w:left w:w="100" w:type="dxa"/>
-              <w:bottom w:w="80" w:type="dxa"/>
-              <w:right w:w="100" w:type="dxa"/>
-            </w:tcMar>
-            <w:vAlign w:val="center"/>
-          </w:tcPr>
-          <w:p>
-            <w:pPr>
-              <w:spacing w:before="0" w:after="0" w:line="240" w:lineRule="auto"/>
-            </w:pPr>
-            <w:r>
-              <w:rPr>
-                <w:rFonts w:ascii="Arial" w:hAnsi="Arial" w:cs="Arial" w:eastAsia="Arial"/>
-                <w:sz w:val="15"/>
-                <w:szCs w:val="15"/>
-              </w:rPr>
-              <w:t>Alta de perfiles: solo los clientes crean su propio perfil; los perfiles de barberos y administradores de sucursal (cajero/a) los crea exclusivamente el Dueño, que entrega credenciales temporales en forma personal (cambio obligatorio en el primer ingreso). Se confirma que el barbero no ve la agenda. Nuevo RF-63, CU-31 redefinido, columnas usuario.creado_por y usuario.debe_cambiar_clave, y trigger tg_alta_colaborador.</w:t>
+            <w:shd w:val="clear" w:color="auto" w:fill="F2F5FA"/>
+            <w:tcMar>
+              <w:top w:w="80" w:type="dxa"/>
+              <w:left w:w="100" w:type="dxa"/>
+              <w:bottom w:w="80" w:type="dxa"/>
+              <w:right w:w="100" w:type="dxa"/>
+            </w:tcMar>
+            <w:vAlign w:val="center"/>
+          </w:tcPr>
+          <w:p>
+            <w:pPr>
+              <w:spacing w:before="0" w:after="0" w:line="240" w:lineRule="auto"/>
+            </w:pPr>
+            <w:r>
+              <w:rPr>
+                <w:rFonts w:ascii="Arial" w:hAnsi="Arial" w:cs="Arial" w:eastAsia="Arial"/>
+                <w:sz w:val="15"/>
+                <w:szCs w:val="15"/>
+              </w:rPr>
+              <w:t>Diagramas con nombre descriptivo en la imagen, el código fuente y el archivo; versión editable en StarUML (.mdj) de los diagramas de casos de uso, clases y modelo de datos.</w:t>
             </w:r>
           </w:p>
         </w:tc>
         <w:tc>
           <w:tcPr>
             <w:tcW w:w="1520" w:type="dxa"/>
-            <w:tcMar>
-              <w:top w:w="80" w:type="dxa"/>
-              <w:left w:w="100" w:type="dxa"/>
-              <w:bottom w:w="80" w:type="dxa"/>
-              <w:right w:w="100" w:type="dxa"/>
-            </w:tcMar>
-            <w:vAlign w:val="center"/>
-          </w:tcPr>
-          <w:p>
-            <w:pPr>
-              <w:spacing w:before="0" w:after="0" w:line="240" w:lineRule="auto"/>
-            </w:pPr>
-            <w:r>
-              <w:rPr>
-                <w:rFonts w:ascii="Arial" w:hAnsi="Arial" w:cs="Arial" w:eastAsia="Arial"/>
-                <w:sz w:val="15"/>
-                <w:szCs w:val="15"/>
-              </w:rPr>
-              <w:t>Aprobado (definido por el negocio)</w:t>
+            <w:shd w:val="clear" w:color="auto" w:fill="F2F5FA"/>
+            <w:tcMar>
+              <w:top w:w="80" w:type="dxa"/>
+              <w:left w:w="100" w:type="dxa"/>
+              <w:bottom w:w="80" w:type="dxa"/>
+              <w:right w:w="100" w:type="dxa"/>
+            </w:tcMar>
+            <w:vAlign w:val="center"/>
+          </w:tcPr>
+          <w:p>
+            <w:pPr>
+              <w:spacing w:before="0" w:after="0" w:line="240" w:lineRule="auto"/>
+            </w:pPr>
+            <w:r>
+              <w:rPr>
+                <w:rFonts w:ascii="Arial" w:hAnsi="Arial" w:cs="Arial" w:eastAsia="Arial"/>
+                <w:sz w:val="15"/>
+                <w:szCs w:val="15"/>
+              </w:rPr>
+              <w:t>Aprobado (Jefe de Proyecto)</w:t>
             </w:r>
           </w:p>
         </w:tc>
         <w:tc>
           <w:tcPr>
             <w:tcW w:w="1900" w:type="dxa"/>
-            <w:tcMar>
-              <w:top w:w="80" w:type="dxa"/>
-              <w:left w:w="100" w:type="dxa"/>
-              <w:bottom w:w="80" w:type="dxa"/>
-              <w:right w:w="100" w:type="dxa"/>
-            </w:tcMar>
-            <w:vAlign w:val="center"/>
-          </w:tcPr>
-          <w:p>
-            <w:pPr>
-              <w:spacing w:before="0" w:after="0" w:line="240" w:lineRule="auto"/>
-            </w:pPr>
-            <w:r>
-              <w:rPr>
-                <w:rFonts w:ascii="Arial" w:hAnsi="Arial" w:cs="Arial" w:eastAsia="Arial"/>
-                <w:sz w:val="15"/>
-                <w:szCs w:val="15"/>
-              </w:rPr>
-              <w:t>Medio — RF-01, RF-05, RF-63, CU-01/02/31, DIAG-02/16/20, BD, matriz de permisos</w:t>
+            <w:shd w:val="clear" w:color="auto" w:fill="F2F5FA"/>
+            <w:tcMar>
+              <w:top w:w="80" w:type="dxa"/>
+              <w:left w:w="100" w:type="dxa"/>
+              <w:bottom w:w="80" w:type="dxa"/>
+              <w:right w:w="100" w:type="dxa"/>
+            </w:tcMar>
+            <w:vAlign w:val="center"/>
+          </w:tcPr>
+          <w:p>
+            <w:pPr>
+              <w:spacing w:before="0" w:after="0" w:line="240" w:lineRule="auto"/>
+            </w:pPr>
+            <w:r>
+              <w:rPr>
+                <w:rFonts w:ascii="Arial" w:hAnsi="Arial" w:cs="Arial" w:eastAsia="Arial"/>
+                <w:sz w:val="15"/>
+                <w:szCs w:val="15"/>
+              </w:rPr>
+              <w:t>Bajo — Diagramas y documentos que los insertan</w:t>
             </w:r>
           </w:p>
         </w:tc>
@@ -3933,33 +3933,31 @@
         <w:tc>
           <w:tcPr>
             <w:tcW w:w="760" w:type="dxa"/>
-            <w:shd w:val="clear" w:color="auto" w:fill="F2F5FA"/>
-            <w:tcMar>
-              <w:top w:w="80" w:type="dxa"/>
-              <w:left w:w="100" w:type="dxa"/>
-              <w:bottom w:w="80" w:type="dxa"/>
-              <w:right w:w="100" w:type="dxa"/>
-            </w:tcMar>
-            <w:vAlign w:val="center"/>
-          </w:tcPr>
-          <w:p>
-            <w:pPr>
-              <w:spacing w:before="0" w:after="0" w:line="240" w:lineRule="auto"/>
-            </w:pPr>
-            <w:r>
-              <w:rPr>
-                <w:rFonts w:ascii="Arial" w:hAnsi="Arial" w:cs="Arial" w:eastAsia="Arial"/>
-                <w:sz w:val="15"/>
-                <w:szCs w:val="15"/>
-              </w:rPr>
-              <w:t>SC-17</w:t>
+            <w:tcMar>
+              <w:top w:w="80" w:type="dxa"/>
+              <w:left w:w="100" w:type="dxa"/>
+              <w:bottom w:w="80" w:type="dxa"/>
+              <w:right w:w="100" w:type="dxa"/>
+            </w:tcMar>
+            <w:vAlign w:val="center"/>
+          </w:tcPr>
+          <w:p>
+            <w:pPr>
+              <w:spacing w:before="0" w:after="0" w:line="240" w:lineRule="auto"/>
+            </w:pPr>
+            <w:r>
+              <w:rPr>
+                <w:rFonts w:ascii="Arial" w:hAnsi="Arial" w:cs="Arial" w:eastAsia="Arial"/>
+                <w:sz w:val="15"/>
+                <w:szCs w:val="15"/>
+              </w:rPr>
+              <w:t>SC-16</w:t>
             </w:r>
           </w:p>
         </w:tc>
         <w:tc>
           <w:tcPr>
             <w:tcW w:w="1045" w:type="dxa"/>
-            <w:shd w:val="clear" w:color="auto" w:fill="F2F5FA"/>
             <w:tcMar>
               <w:top w:w="80" w:type="dxa"/>
               <w:left w:w="100" w:type="dxa"/>
@@ -3985,78 +3983,75 @@
         <w:tc>
           <w:tcPr>
             <w:tcW w:w="4275" w:type="dxa"/>
-            <w:shd w:val="clear" w:color="auto" w:fill="F2F5FA"/>
-            <w:tcMar>
-              <w:top w:w="80" w:type="dxa"/>
-              <w:left w:w="100" w:type="dxa"/>
-              <w:bottom w:w="80" w:type="dxa"/>
-              <w:right w:w="100" w:type="dxa"/>
-            </w:tcMar>
-            <w:vAlign w:val="center"/>
-          </w:tcPr>
-          <w:p>
-            <w:pPr>
-              <w:spacing w:before="0" w:after="0" w:line="240" w:lineRule="auto"/>
-            </w:pPr>
-            <w:r>
-              <w:rPr>
-                <w:rFonts w:ascii="Arial" w:hAnsi="Arial" w:cs="Arial" w:eastAsia="Arial"/>
-                <w:sz w:val="15"/>
-                <w:szCs w:val="15"/>
-              </w:rPr>
-              <w:t>Presentación de avance del proyecto el viernes 23-10-2026 (S11), nuevo hito H5; el cierre de la Fase 2 se mantiene el 18-10-2026 (fin de la semana S10). Portada con el formato definido por el equipo (sin la línea de Vicerrectoría Académica; nombre del proyecto y descripción en líneas separadas) y sección CAPSTONE_011V. Acrónimo de los escenarios de calidad cambia de QS a QA. Las referencias APA quedan en la última hoja de cada documento.</w:t>
+            <w:tcMar>
+              <w:top w:w="80" w:type="dxa"/>
+              <w:left w:w="100" w:type="dxa"/>
+              <w:bottom w:w="80" w:type="dxa"/>
+              <w:right w:w="100" w:type="dxa"/>
+            </w:tcMar>
+            <w:vAlign w:val="center"/>
+          </w:tcPr>
+          <w:p>
+            <w:pPr>
+              <w:spacing w:before="0" w:after="0" w:line="240" w:lineRule="auto"/>
+            </w:pPr>
+            <w:r>
+              <w:rPr>
+                <w:rFonts w:ascii="Arial" w:hAnsi="Arial" w:cs="Arial" w:eastAsia="Arial"/>
+                <w:sz w:val="15"/>
+                <w:szCs w:val="15"/>
+              </w:rPr>
+              <w:t>Alta de perfiles: solo los clientes crean su propio perfil; los perfiles de barberos y administradores de sucursal (cajero/a) los crea exclusivamente el Dueño, que entrega credenciales temporales en forma personal (cambio obligatorio en el primer ingreso). Se confirma que el barbero no ve la agenda. Nuevo RF-63, CU-31 redefinido, columnas usuario.creado_por y usuario.debe_cambiar_clave, y trigger tg_alta_colaborador.</w:t>
             </w:r>
           </w:p>
         </w:tc>
         <w:tc>
           <w:tcPr>
             <w:tcW w:w="1520" w:type="dxa"/>
-            <w:shd w:val="clear" w:color="auto" w:fill="F2F5FA"/>
-            <w:tcMar>
-              <w:top w:w="80" w:type="dxa"/>
-              <w:left w:w="100" w:type="dxa"/>
-              <w:bottom w:w="80" w:type="dxa"/>
-              <w:right w:w="100" w:type="dxa"/>
-            </w:tcMar>
-            <w:vAlign w:val="center"/>
-          </w:tcPr>
-          <w:p>
-            <w:pPr>
-              <w:spacing w:before="0" w:after="0" w:line="240" w:lineRule="auto"/>
-            </w:pPr>
-            <w:r>
-              <w:rPr>
-                <w:rFonts w:ascii="Arial" w:hAnsi="Arial" w:cs="Arial" w:eastAsia="Arial"/>
-                <w:sz w:val="15"/>
-                <w:szCs w:val="15"/>
-              </w:rPr>
-              <w:t>Aprobado (definido por el equipo)</w:t>
+            <w:tcMar>
+              <w:top w:w="80" w:type="dxa"/>
+              <w:left w:w="100" w:type="dxa"/>
+              <w:bottom w:w="80" w:type="dxa"/>
+              <w:right w:w="100" w:type="dxa"/>
+            </w:tcMar>
+            <w:vAlign w:val="center"/>
+          </w:tcPr>
+          <w:p>
+            <w:pPr>
+              <w:spacing w:before="0" w:after="0" w:line="240" w:lineRule="auto"/>
+            </w:pPr>
+            <w:r>
+              <w:rPr>
+                <w:rFonts w:ascii="Arial" w:hAnsi="Arial" w:cs="Arial" w:eastAsia="Arial"/>
+                <w:sz w:val="15"/>
+                <w:szCs w:val="15"/>
+              </w:rPr>
+              <w:t>Aprobado (definido por el negocio)</w:t>
             </w:r>
           </w:p>
         </w:tc>
         <w:tc>
           <w:tcPr>
             <w:tcW w:w="1900" w:type="dxa"/>
-            <w:shd w:val="clear" w:color="auto" w:fill="F2F5FA"/>
-            <w:tcMar>
-              <w:top w:w="80" w:type="dxa"/>
-              <w:left w:w="100" w:type="dxa"/>
-              <w:bottom w:w="80" w:type="dxa"/>
-              <w:right w:w="100" w:type="dxa"/>
-            </w:tcMar>
-            <w:vAlign w:val="center"/>
-          </w:tcPr>
-          <w:p>
-            <w:pPr>
-              <w:spacing w:before="0" w:after="0" w:line="240" w:lineRule="auto"/>
-            </w:pPr>
-            <w:r>
-              <w:rPr>
-                <w:rFonts w:ascii="Arial" w:hAnsi="Arial" w:cs="Arial" w:eastAsia="Arial"/>
-                <w:sz w:val="15"/>
-                <w:szCs w:val="15"/>
-              </w:rPr>
-              <w:t>Bajo — Todos los documentos (portada y referencias), DAS, cronograma (hitos H5 a H9)</w:t>
+            <w:tcMar>
+              <w:top w:w="80" w:type="dxa"/>
+              <w:left w:w="100" w:type="dxa"/>
+              <w:bottom w:w="80" w:type="dxa"/>
+              <w:right w:w="100" w:type="dxa"/>
+            </w:tcMar>
+            <w:vAlign w:val="center"/>
+          </w:tcPr>
+          <w:p>
+            <w:pPr>
+              <w:spacing w:before="0" w:after="0" w:line="240" w:lineRule="auto"/>
+            </w:pPr>
+            <w:r>
+              <w:rPr>
+                <w:rFonts w:ascii="Arial" w:hAnsi="Arial" w:cs="Arial" w:eastAsia="Arial"/>
+                <w:sz w:val="15"/>
+                <w:szCs w:val="15"/>
+              </w:rPr>
+              <w:t>Medio — RF-01, RF-05, RF-63, CU-01/02/31, DIAG-02/16/20, BD, matriz de permisos</w:t>
             </w:r>
           </w:p>
         </w:tc>
@@ -4068,125 +4063,130 @@
         <w:tc>
           <w:tcPr>
             <w:tcW w:w="760" w:type="dxa"/>
-            <w:tcMar>
-              <w:top w:w="80" w:type="dxa"/>
-              <w:left w:w="100" w:type="dxa"/>
-              <w:bottom w:w="80" w:type="dxa"/>
-              <w:right w:w="100" w:type="dxa"/>
-            </w:tcMar>
-            <w:vAlign w:val="center"/>
-          </w:tcPr>
-          <w:p>
-            <w:pPr>
-              <w:spacing w:before="0" w:after="0" w:line="240" w:lineRule="auto"/>
-            </w:pPr>
-            <w:r>
-              <w:rPr>
-                <w:rFonts w:ascii="Arial" w:hAnsi="Arial" w:cs="Arial" w:eastAsia="Arial"/>
-                <w:sz w:val="15"/>
-                <w:szCs w:val="15"/>
-              </w:rPr>
-              <w:t>SC-18</w:t>
+            <w:shd w:val="clear" w:color="auto" w:fill="F2F5FA"/>
+            <w:tcMar>
+              <w:top w:w="80" w:type="dxa"/>
+              <w:left w:w="100" w:type="dxa"/>
+              <w:bottom w:w="80" w:type="dxa"/>
+              <w:right w:w="100" w:type="dxa"/>
+            </w:tcMar>
+            <w:vAlign w:val="center"/>
+          </w:tcPr>
+          <w:p>
+            <w:pPr>
+              <w:spacing w:before="0" w:after="0" w:line="240" w:lineRule="auto"/>
+            </w:pPr>
+            <w:r>
+              <w:rPr>
+                <w:rFonts w:ascii="Arial" w:hAnsi="Arial" w:cs="Arial" w:eastAsia="Arial"/>
+                <w:sz w:val="15"/>
+                <w:szCs w:val="15"/>
+              </w:rPr>
+              <w:t>SC-17</w:t>
             </w:r>
           </w:p>
         </w:tc>
         <w:tc>
           <w:tcPr>
             <w:tcW w:w="1045" w:type="dxa"/>
-            <w:tcMar>
-              <w:top w:w="80" w:type="dxa"/>
-              <w:left w:w="100" w:type="dxa"/>
-              <w:bottom w:w="80" w:type="dxa"/>
-              <w:right w:w="100" w:type="dxa"/>
-            </w:tcMar>
-            <w:vAlign w:val="center"/>
-          </w:tcPr>
-          <w:p>
-            <w:pPr>
-              <w:spacing w:before="0" w:after="0" w:line="240" w:lineRule="auto"/>
-            </w:pPr>
-            <w:r>
-              <w:rPr>
-                <w:rFonts w:ascii="Arial" w:hAnsi="Arial" w:cs="Arial" w:eastAsia="Arial"/>
-                <w:sz w:val="15"/>
-                <w:szCs w:val="15"/>
-              </w:rPr>
-              <w:t>20-10-2026</w:t>
+            <w:shd w:val="clear" w:color="auto" w:fill="F2F5FA"/>
+            <w:tcMar>
+              <w:top w:w="80" w:type="dxa"/>
+              <w:left w:w="100" w:type="dxa"/>
+              <w:bottom w:w="80" w:type="dxa"/>
+              <w:right w:w="100" w:type="dxa"/>
+            </w:tcMar>
+            <w:vAlign w:val="center"/>
+          </w:tcPr>
+          <w:p>
+            <w:pPr>
+              <w:spacing w:before="0" w:after="0" w:line="240" w:lineRule="auto"/>
+            </w:pPr>
+            <w:r>
+              <w:rPr>
+                <w:rFonts w:ascii="Arial" w:hAnsi="Arial" w:cs="Arial" w:eastAsia="Arial"/>
+                <w:sz w:val="15"/>
+                <w:szCs w:val="15"/>
+              </w:rPr>
+              <w:t>09-10-2026</w:t>
             </w:r>
           </w:p>
         </w:tc>
         <w:tc>
           <w:tcPr>
             <w:tcW w:w="4275" w:type="dxa"/>
-            <w:tcMar>
-              <w:top w:w="80" w:type="dxa"/>
-              <w:left w:w="100" w:type="dxa"/>
-              <w:bottom w:w="80" w:type="dxa"/>
-              <w:right w:w="100" w:type="dxa"/>
-            </w:tcMar>
-            <w:vAlign w:val="center"/>
-          </w:tcPr>
-          <w:p>
-            <w:pPr>
-              <w:spacing w:before="0" w:after="0" w:line="240" w:lineRule="auto"/>
-            </w:pPr>
-            <w:r>
-              <w:rPr>
-                <w:rFonts w:ascii="Arial" w:hAnsi="Arial" w:cs="Arial" w:eastAsia="Arial"/>
-                <w:sz w:val="15"/>
-                <w:szCs w:val="15"/>
-              </w:rPr>
-              <w:t>La base de datos se implementa en Supabase (PostgreSQL 17, región us-west-2, Oregón, EE. UU.) en lugar de un servidor en Chile. Se declara la transferencia internacional de datos personales en la Política de Privacidad y en el RAT, y se actualizan los documentos 04, 15, 16, 18, DAS, ERS y Anexo A.</w:t>
+            <w:shd w:val="clear" w:color="auto" w:fill="F2F5FA"/>
+            <w:tcMar>
+              <w:top w:w="80" w:type="dxa"/>
+              <w:left w:w="100" w:type="dxa"/>
+              <w:bottom w:w="80" w:type="dxa"/>
+              <w:right w:w="100" w:type="dxa"/>
+            </w:tcMar>
+            <w:vAlign w:val="center"/>
+          </w:tcPr>
+          <w:p>
+            <w:pPr>
+              <w:spacing w:before="0" w:after="0" w:line="240" w:lineRule="auto"/>
+            </w:pPr>
+            <w:r>
+              <w:rPr>
+                <w:rFonts w:ascii="Arial" w:hAnsi="Arial" w:cs="Arial" w:eastAsia="Arial"/>
+                <w:sz w:val="15"/>
+                <w:szCs w:val="15"/>
+              </w:rPr>
+              <w:t>Presentación de avance del proyecto el viernes 23-10-2026 (S11), nuevo hito H5; el cierre de la Fase 2 se mantiene el 18-10-2026 (fin de la semana S10). Portada con el formato definido por el equipo (sin la línea de Vicerrectoría Académica; nombre del proyecto y descripción en líneas separadas) y sección CAPSTONE_011V. Acrónimo de los escenarios de calidad cambia de QS a QA. Las referencias APA quedan en la última hoja de cada documento.</w:t>
             </w:r>
           </w:p>
         </w:tc>
         <w:tc>
           <w:tcPr>
             <w:tcW w:w="1520" w:type="dxa"/>
-            <w:tcMar>
-              <w:top w:w="80" w:type="dxa"/>
-              <w:left w:w="100" w:type="dxa"/>
-              <w:bottom w:w="80" w:type="dxa"/>
-              <w:right w:w="100" w:type="dxa"/>
-            </w:tcMar>
-            <w:vAlign w:val="center"/>
-          </w:tcPr>
-          <w:p>
-            <w:pPr>
-              <w:spacing w:before="0" w:after="0" w:line="240" w:lineRule="auto"/>
-            </w:pPr>
-            <w:r>
-              <w:rPr>
-                <w:rFonts w:ascii="Arial" w:hAnsi="Arial" w:cs="Arial" w:eastAsia="Arial"/>
-                <w:sz w:val="15"/>
-                <w:szCs w:val="15"/>
-              </w:rPr>
-              <w:t>Aprobado (equipo del proyecto)</w:t>
+            <w:shd w:val="clear" w:color="auto" w:fill="F2F5FA"/>
+            <w:tcMar>
+              <w:top w:w="80" w:type="dxa"/>
+              <w:left w:w="100" w:type="dxa"/>
+              <w:bottom w:w="80" w:type="dxa"/>
+              <w:right w:w="100" w:type="dxa"/>
+            </w:tcMar>
+            <w:vAlign w:val="center"/>
+          </w:tcPr>
+          <w:p>
+            <w:pPr>
+              <w:spacing w:before="0" w:after="0" w:line="240" w:lineRule="auto"/>
+            </w:pPr>
+            <w:r>
+              <w:rPr>
+                <w:rFonts w:ascii="Arial" w:hAnsi="Arial" w:cs="Arial" w:eastAsia="Arial"/>
+                <w:sz w:val="15"/>
+                <w:szCs w:val="15"/>
+              </w:rPr>
+              <w:t>Aprobado (definido por el equipo)</w:t>
             </w:r>
           </w:p>
         </w:tc>
         <w:tc>
           <w:tcPr>
             <w:tcW w:w="1900" w:type="dxa"/>
-            <w:tcMar>
-              <w:top w:w="80" w:type="dxa"/>
-              <w:left w:w="100" w:type="dxa"/>
-              <w:bottom w:w="80" w:type="dxa"/>
-              <w:right w:w="100" w:type="dxa"/>
-            </w:tcMar>
-            <w:vAlign w:val="center"/>
-          </w:tcPr>
-          <w:p>
-            <w:pPr>
-              <w:spacing w:before="0" w:after="0" w:line="240" w:lineRule="auto"/>
-            </w:pPr>
-            <w:r>
-              <w:rPr>
-                <w:rFonts w:ascii="Arial" w:hAnsi="Arial" w:cs="Arial" w:eastAsia="Arial"/>
-                <w:sz w:val="15"/>
-                <w:szCs w:val="15"/>
-              </w:rPr>
-              <w:t>Medio — RNF de ubicación de datos, Política de Privacidad, RAT, R-09, DAS</w:t>
+            <w:shd w:val="clear" w:color="auto" w:fill="F2F5FA"/>
+            <w:tcMar>
+              <w:top w:w="80" w:type="dxa"/>
+              <w:left w:w="100" w:type="dxa"/>
+              <w:bottom w:w="80" w:type="dxa"/>
+              <w:right w:w="100" w:type="dxa"/>
+            </w:tcMar>
+            <w:vAlign w:val="center"/>
+          </w:tcPr>
+          <w:p>
+            <w:pPr>
+              <w:spacing w:before="0" w:after="0" w:line="240" w:lineRule="auto"/>
+            </w:pPr>
+            <w:r>
+              <w:rPr>
+                <w:rFonts w:ascii="Arial" w:hAnsi="Arial" w:cs="Arial" w:eastAsia="Arial"/>
+                <w:sz w:val="15"/>
+                <w:szCs w:val="15"/>
+              </w:rPr>
+              <w:t>Bajo — Todos los documentos (portada y referencias), DAS, cronograma (hitos H5 a H9)</w:t>
             </w:r>
           </w:p>
         </w:tc>
@@ -4216,7 +4216,7 @@
                 <w:sz w:val="15"/>
                 <w:szCs w:val="15"/>
               </w:rPr>
-              <w:t>SC-11</w:t>
+              <w:t>SC-18</w:t>
             </w:r>
           </w:p>
         </w:tc>
@@ -4241,7 +4241,7 @@
                 <w:sz w:val="15"/>
                 <w:szCs w:val="15"/>
               </w:rPr>
-              <w:t>09-10-2026</w:t>
+              <w:t>20-10-2026</w:t>
             </w:r>
           </w:p>
         </w:tc>
@@ -4266,7 +4266,7 @@
                 <w:sz w:val="15"/>
                 <w:szCs w:val="15"/>
               </w:rPr>
-              <w:t>Aplicación de la norma APA 7.ª edición en toda la documentación: citas autor-fecha, lista de Referencias con sangría francesa, y tablas y figuras numeradas con título en cursiva y nota.</w:t>
+              <w:t>La base de datos se implementa en Supabase (PostgreSQL 17, región us-west-2, Oregón, EE. UU.) en lugar de un servidor en Chile. Se declara la transferencia internacional de datos personales en la Política de Privacidad y en el RAT, y se actualizan los documentos 04, 15, 16, 18, DAS, ERS y Anexo A.</w:t>
             </w:r>
           </w:p>
         </w:tc>
@@ -4291,7 +4291,7 @@
                 <w:sz w:val="15"/>
                 <w:szCs w:val="15"/>
               </w:rPr>
-              <w:t>Aprobado (Jefe de Proyecto)</w:t>
+              <w:t>Aprobado (equipo del proyecto)</w:t>
             </w:r>
           </w:p>
         </w:tc>
@@ -4316,7 +4316,267 @@
                 <w:sz w:val="15"/>
                 <w:szCs w:val="15"/>
               </w:rPr>
-              <w:t>Bajo — Todos los documentos, presentación y planilla</w:t>
+              <w:t>Medio — RNF de ubicación de datos, Política de Privacidad, RAT, R-09, DAS</w:t>
+            </w:r>
+          </w:p>
+        </w:tc>
+      </w:tr>
+      <w:tr>
+        <w:trPr>
+          <w:cantSplit/>
+        </w:trPr>
+        <w:tc>
+          <w:tcPr>
+            <w:tcW w:w="760" w:type="dxa"/>
+            <w:tcMar>
+              <w:top w:w="80" w:type="dxa"/>
+              <w:left w:w="100" w:type="dxa"/>
+              <w:bottom w:w="80" w:type="dxa"/>
+              <w:right w:w="100" w:type="dxa"/>
+            </w:tcMar>
+            <w:vAlign w:val="center"/>
+          </w:tcPr>
+          <w:p>
+            <w:pPr>
+              <w:spacing w:before="0" w:after="0" w:line="240" w:lineRule="auto"/>
+            </w:pPr>
+            <w:r>
+              <w:rPr>
+                <w:rFonts w:ascii="Arial" w:hAnsi="Arial" w:cs="Arial" w:eastAsia="Arial"/>
+                <w:sz w:val="15"/>
+                <w:szCs w:val="15"/>
+              </w:rPr>
+              <w:t>SC-19</w:t>
+            </w:r>
+          </w:p>
+        </w:tc>
+        <w:tc>
+          <w:tcPr>
+            <w:tcW w:w="1045" w:type="dxa"/>
+            <w:tcMar>
+              <w:top w:w="80" w:type="dxa"/>
+              <w:left w:w="100" w:type="dxa"/>
+              <w:bottom w:w="80" w:type="dxa"/>
+              <w:right w:w="100" w:type="dxa"/>
+            </w:tcMar>
+            <w:vAlign w:val="center"/>
+          </w:tcPr>
+          <w:p>
+            <w:pPr>
+              <w:spacing w:before="0" w:after="0" w:line="240" w:lineRule="auto"/>
+            </w:pPr>
+            <w:r>
+              <w:rPr>
+                <w:rFonts w:ascii="Arial" w:hAnsi="Arial" w:cs="Arial" w:eastAsia="Arial"/>
+                <w:sz w:val="15"/>
+                <w:szCs w:val="15"/>
+              </w:rPr>
+              <w:t>22-10-2026</w:t>
+            </w:r>
+          </w:p>
+        </w:tc>
+        <w:tc>
+          <w:tcPr>
+            <w:tcW w:w="4275" w:type="dxa"/>
+            <w:tcMar>
+              <w:top w:w="80" w:type="dxa"/>
+              <w:left w:w="100" w:type="dxa"/>
+              <w:bottom w:w="80" w:type="dxa"/>
+              <w:right w:w="100" w:type="dxa"/>
+            </w:tcMar>
+            <w:vAlign w:val="center"/>
+          </w:tcPr>
+          <w:p>
+            <w:pPr>
+              <w:spacing w:before="0" w:after="0" w:line="240" w:lineRule="auto"/>
+            </w:pPr>
+            <w:r>
+              <w:rPr>
+                <w:rFonts w:ascii="Arial" w:hAnsi="Arial" w:cs="Arial" w:eastAsia="Arial"/>
+                <w:sz w:val="15"/>
+                <w:szCs w:val="15"/>
+              </w:rPr>
+              <w:t>Fase de Despliegue en el roadmap (S12 ambiente, S13 producción y APK firmada, S14 marcha blanca), presentada en el seguimiento del 09-10-2026 y no incluida en la EDT.</w:t>
+            </w:r>
+          </w:p>
+        </w:tc>
+        <w:tc>
+          <w:tcPr>
+            <w:tcW w:w="1520" w:type="dxa"/>
+            <w:tcMar>
+              <w:top w:w="80" w:type="dxa"/>
+              <w:left w:w="100" w:type="dxa"/>
+              <w:bottom w:w="80" w:type="dxa"/>
+              <w:right w:w="100" w:type="dxa"/>
+            </w:tcMar>
+            <w:vAlign w:val="center"/>
+          </w:tcPr>
+          <w:p>
+            <w:pPr>
+              <w:spacing w:before="0" w:after="0" w:line="240" w:lineRule="auto"/>
+            </w:pPr>
+            <w:r>
+              <w:rPr>
+                <w:rFonts w:ascii="Arial" w:hAnsi="Arial" w:cs="Arial" w:eastAsia="Arial"/>
+                <w:sz w:val="15"/>
+                <w:szCs w:val="15"/>
+              </w:rPr>
+              <w:t>Propuesto (validar con el docente)</w:t>
+            </w:r>
+          </w:p>
+        </w:tc>
+        <w:tc>
+          <w:tcPr>
+            <w:tcW w:w="1900" w:type="dxa"/>
+            <w:tcMar>
+              <w:top w:w="80" w:type="dxa"/>
+              <w:left w:w="100" w:type="dxa"/>
+              <w:bottom w:w="80" w:type="dxa"/>
+              <w:right w:w="100" w:type="dxa"/>
+            </w:tcMar>
+            <w:vAlign w:val="center"/>
+          </w:tcPr>
+          <w:p>
+            <w:pPr>
+              <w:spacing w:before="0" w:after="0" w:line="240" w:lineRule="auto"/>
+            </w:pPr>
+            <w:r>
+              <w:rPr>
+                <w:rFonts w:ascii="Arial" w:hAnsi="Arial" w:cs="Arial" w:eastAsia="Arial"/>
+                <w:sz w:val="15"/>
+                <w:szCs w:val="15"/>
+              </w:rPr>
+              <w:t>Medio — EDT (nuevo paquete), cronograma, costos de operación</w:t>
+            </w:r>
+          </w:p>
+        </w:tc>
+      </w:tr>
+      <w:tr>
+        <w:trPr>
+          <w:cantSplit/>
+        </w:trPr>
+        <w:tc>
+          <w:tcPr>
+            <w:tcW w:w="760" w:type="dxa"/>
+            <w:tcMar>
+              <w:top w:w="80" w:type="dxa"/>
+              <w:left w:w="100" w:type="dxa"/>
+              <w:bottom w:w="80" w:type="dxa"/>
+              <w:right w:w="100" w:type="dxa"/>
+            </w:tcMar>
+            <w:vAlign w:val="center"/>
+          </w:tcPr>
+          <w:p>
+            <w:pPr>
+              <w:spacing w:before="0" w:after="0" w:line="240" w:lineRule="auto"/>
+            </w:pPr>
+            <w:r>
+              <w:rPr>
+                <w:rFonts w:ascii="Arial" w:hAnsi="Arial" w:cs="Arial" w:eastAsia="Arial"/>
+                <w:sz w:val="15"/>
+                <w:szCs w:val="15"/>
+              </w:rPr>
+              <w:t>SC-20</w:t>
+            </w:r>
+          </w:p>
+        </w:tc>
+        <w:tc>
+          <w:tcPr>
+            <w:tcW w:w="1045" w:type="dxa"/>
+            <w:tcMar>
+              <w:top w:w="80" w:type="dxa"/>
+              <w:left w:w="100" w:type="dxa"/>
+              <w:bottom w:w="80" w:type="dxa"/>
+              <w:right w:w="100" w:type="dxa"/>
+            </w:tcMar>
+            <w:vAlign w:val="center"/>
+          </w:tcPr>
+          <w:p>
+            <w:pPr>
+              <w:spacing w:before="0" w:after="0" w:line="240" w:lineRule="auto"/>
+            </w:pPr>
+            <w:r>
+              <w:rPr>
+                <w:rFonts w:ascii="Arial" w:hAnsi="Arial" w:cs="Arial" w:eastAsia="Arial"/>
+                <w:sz w:val="15"/>
+                <w:szCs w:val="15"/>
+              </w:rPr>
+              <w:t>22-10-2026</w:t>
+            </w:r>
+          </w:p>
+        </w:tc>
+        <w:tc>
+          <w:tcPr>
+            <w:tcW w:w="4275" w:type="dxa"/>
+            <w:tcMar>
+              <w:top w:w="80" w:type="dxa"/>
+              <w:left w:w="100" w:type="dxa"/>
+              <w:bottom w:w="80" w:type="dxa"/>
+              <w:right w:w="100" w:type="dxa"/>
+            </w:tcMar>
+            <w:vAlign w:val="center"/>
+          </w:tcPr>
+          <w:p>
+            <w:pPr>
+              <w:spacing w:before="0" w:after="0" w:line="240" w:lineRule="auto"/>
+            </w:pPr>
+            <w:r>
+              <w:rPr>
+                <w:rFonts w:ascii="Arial" w:hAnsi="Arial" w:cs="Arial" w:eastAsia="Arial"/>
+                <w:sz w:val="15"/>
+                <w:szCs w:val="15"/>
+              </w:rPr>
+              <w:t>Definir el alojamiento de la API y la web. Opciones: (a) API propia en un servidor de aplicaciones (propuesta: VPS en Santiago) o (b) Supabase como backend, con Supabase Auth y políticas RLS por rol, que es como se conectan hoy los prototipos. Mientras tanto, DIAG-13 muestra el servidor de aplicaciones «por definir».</w:t>
+            </w:r>
+          </w:p>
+        </w:tc>
+        <w:tc>
+          <w:tcPr>
+            <w:tcW w:w="1520" w:type="dxa"/>
+            <w:tcMar>
+              <w:top w:w="80" w:type="dxa"/>
+              <w:left w:w="100" w:type="dxa"/>
+              <w:bottom w:w="80" w:type="dxa"/>
+              <w:right w:w="100" w:type="dxa"/>
+            </w:tcMar>
+            <w:vAlign w:val="center"/>
+          </w:tcPr>
+          <w:p>
+            <w:pPr>
+              <w:spacing w:before="0" w:after="0" w:line="240" w:lineRule="auto"/>
+            </w:pPr>
+            <w:r>
+              <w:rPr>
+                <w:rFonts w:ascii="Arial" w:hAnsi="Arial" w:cs="Arial" w:eastAsia="Arial"/>
+                <w:sz w:val="15"/>
+                <w:szCs w:val="15"/>
+              </w:rPr>
+              <w:t>Propuesto (decisión del equipo)</w:t>
+            </w:r>
+          </w:p>
+        </w:tc>
+        <w:tc>
+          <w:tcPr>
+            <w:tcW w:w="1900" w:type="dxa"/>
+            <w:tcMar>
+              <w:top w:w="80" w:type="dxa"/>
+              <w:left w:w="100" w:type="dxa"/>
+              <w:bottom w:w="80" w:type="dxa"/>
+              <w:right w:w="100" w:type="dxa"/>
+            </w:tcMar>
+            <w:vAlign w:val="center"/>
+          </w:tcPr>
+          <w:p>
+            <w:pPr>
+              <w:spacing w:before="0" w:after="0" w:line="240" w:lineRule="auto"/>
+            </w:pPr>
+            <w:r>
+              <w:rPr>
+                <w:rFonts w:ascii="Arial" w:hAnsi="Arial" w:cs="Arial" w:eastAsia="Arial"/>
+                <w:sz w:val="15"/>
+                <w:szCs w:val="15"/>
+              </w:rPr>
+              <w:t>Medio — DAS (vista física y decisiones), RNF-06, CP-NF-07, costos (08), adquisiciones (10)</w:t>
             </w:r>
           </w:p>
         </w:tc>

--- a/Fase 2/Evidencias Proyecto/Evidencias de documentación/11_Control_Integrado_de_Cambios.docx
+++ b/Fase 2/Evidencias Proyecto/Evidencias de documentación/11_Control_Integrado_de_Cambios.docx
@@ -497,7 +497,7 @@
                 <w:sz w:val="20"/>
                 <w:szCs w:val="20"/>
               </w:rPr>
-              <w:t>1.1</w:t>
+              <w:t>1.2</w:t>
             </w:r>
           </w:p>
         </w:tc>
@@ -532,7 +532,7 @@
           <w:sz w:val="22"/>
           <w:szCs w:val="22"/>
         </w:rPr>
-        <w:t>Este documento define cómo se solicitan, evalúan, aprueban y registran los cambios del Proyecto Barbería Big-Boys, y mantiene el registro de las solicitudes. Al 22-10-2026 se registran 20 solicitudes (SC-01 a SC-20): las 17 primeras derivan de la actualización integral de la documentación y las siguientes, de la implementación en Supabase y de la planificación del despliegue.</w:t>
+        <w:t>Este documento define cómo se solicitan, evalúan, aprueban y registran los cambios del Proyecto Barbería Big-Boys, y mantiene el registro de las solicitudes. Al 22-10-2026 se registran 21 solicitudes (SC-01 a SC-21): las 17 primeras derivan de la actualización integral de la documentación y las siguientes, de la implementación en Supabase, de la planificación del despliegue y de la migración de la web y la app al modelo relacional.</w:t>
       </w:r>
     </w:p>
     <w:p>
@@ -1591,7 +1591,7 @@
                 <w:sz w:val="18"/>
                 <w:szCs w:val="18"/>
               </w:rPr>
-              <w:t>30 h adicionales de desarrollo; operación con VPS en Santiago (actualizado por SC-18: la base de datos opera en Supabase; el alojamiento de la API se define en SC-20).</w:t>
+              <w:t>30 h adicionales de desarrollo; operación con VPS en Santiago (actualizado por SC-18: la base de datos opera en Supabase; la API se publica en Supabase según SC-20).</w:t>
             </w:r>
           </w:p>
         </w:tc>
@@ -4526,7 +4526,7 @@
                 <w:sz w:val="15"/>
                 <w:szCs w:val="15"/>
               </w:rPr>
-              <w:t>Definir el alojamiento de la API y la web. Opciones: (a) API propia en un servidor de aplicaciones (propuesta: VPS en Santiago) o (b) Supabase como backend, con Supabase Auth y políticas RLS por rol, que es como se conectan hoy los prototipos. Mientras tanto, DIAG-13 muestra el servidor de aplicaciones «por definir».</w:t>
+              <w:t>Definir el alojamiento de la API y la web. Opciones: (a) API propia en un servidor de aplicaciones (propuesta: VPS en Santiago) o (b) Supabase como backend. Decisión del 22-10-2026: opción (b). Supabase publica la API REST mediante 13 funciones api_* que validan las credenciales y las reglas dentro de la base de datos; las tablas siguen cerradas a la clave pública (RLS). El sitio web se aloja como archivos estáticos (proveedor por definir).</w:t>
             </w:r>
           </w:p>
         </w:tc>
@@ -4551,7 +4551,7 @@
                 <w:sz w:val="15"/>
                 <w:szCs w:val="15"/>
               </w:rPr>
-              <w:t>Propuesto (decisión del equipo)</w:t>
+              <w:t>Aprobado por el equipo (22-10-2026); implementado</w:t>
             </w:r>
           </w:p>
         </w:tc>
@@ -4577,6 +4577,136 @@
                 <w:szCs w:val="15"/>
               </w:rPr>
               <w:t>Medio — DAS (vista física y decisiones), RNF-06, CP-NF-07, costos (08), adquisiciones (10)</w:t>
+            </w:r>
+          </w:p>
+        </w:tc>
+      </w:tr>
+      <w:tr>
+        <w:trPr>
+          <w:cantSplit/>
+        </w:trPr>
+        <w:tc>
+          <w:tcPr>
+            <w:tcW w:w="760" w:type="dxa"/>
+            <w:tcMar>
+              <w:top w:w="80" w:type="dxa"/>
+              <w:left w:w="100" w:type="dxa"/>
+              <w:bottom w:w="80" w:type="dxa"/>
+              <w:right w:w="100" w:type="dxa"/>
+            </w:tcMar>
+            <w:vAlign w:val="center"/>
+          </w:tcPr>
+          <w:p>
+            <w:pPr>
+              <w:spacing w:before="0" w:after="0" w:line="240" w:lineRule="auto"/>
+            </w:pPr>
+            <w:r>
+              <w:rPr>
+                <w:rFonts w:ascii="Arial" w:hAnsi="Arial" w:cs="Arial" w:eastAsia="Arial"/>
+                <w:sz w:val="15"/>
+                <w:szCs w:val="15"/>
+              </w:rPr>
+              <w:t>SC-21</w:t>
+            </w:r>
+          </w:p>
+        </w:tc>
+        <w:tc>
+          <w:tcPr>
+            <w:tcW w:w="1045" w:type="dxa"/>
+            <w:tcMar>
+              <w:top w:w="80" w:type="dxa"/>
+              <w:left w:w="100" w:type="dxa"/>
+              <w:bottom w:w="80" w:type="dxa"/>
+              <w:right w:w="100" w:type="dxa"/>
+            </w:tcMar>
+            <w:vAlign w:val="center"/>
+          </w:tcPr>
+          <w:p>
+            <w:pPr>
+              <w:spacing w:before="0" w:after="0" w:line="240" w:lineRule="auto"/>
+            </w:pPr>
+            <w:r>
+              <w:rPr>
+                <w:rFonts w:ascii="Arial" w:hAnsi="Arial" w:cs="Arial" w:eastAsia="Arial"/>
+                <w:sz w:val="15"/>
+                <w:szCs w:val="15"/>
+              </w:rPr>
+              <w:t>22-10-2026</w:t>
+            </w:r>
+          </w:p>
+        </w:tc>
+        <w:tc>
+          <w:tcPr>
+            <w:tcW w:w="4275" w:type="dxa"/>
+            <w:tcMar>
+              <w:top w:w="80" w:type="dxa"/>
+              <w:left w:w="100" w:type="dxa"/>
+              <w:bottom w:w="80" w:type="dxa"/>
+              <w:right w:w="100" w:type="dxa"/>
+            </w:tcMar>
+            <w:vAlign w:val="center"/>
+          </w:tcPr>
+          <w:p>
+            <w:pPr>
+              <w:spacing w:before="0" w:after="0" w:line="240" w:lineRule="auto"/>
+            </w:pPr>
+            <w:r>
+              <w:rPr>
+                <w:rFonts w:ascii="Arial" w:hAnsi="Arial" w:cs="Arial" w:eastAsia="Arial"/>
+                <w:sz w:val="15"/>
+                <w:szCs w:val="15"/>
+              </w:rPr>
+              <w:t>Modelo de datos v1.2: nueva tabla resena para la calificación de barberos (RF-09), coordenadas de las sucursales para el mapa y 4 barberos de prueba hasta recibir la nómina real. La web y la app pasan al modelo relacional y se eliminan las 7 tablas del prototipo (cierra R-14).</w:t>
+            </w:r>
+          </w:p>
+        </w:tc>
+        <w:tc>
+          <w:tcPr>
+            <w:tcW w:w="1520" w:type="dxa"/>
+            <w:tcMar>
+              <w:top w:w="80" w:type="dxa"/>
+              <w:left w:w="100" w:type="dxa"/>
+              <w:bottom w:w="80" w:type="dxa"/>
+              <w:right w:w="100" w:type="dxa"/>
+            </w:tcMar>
+            <w:vAlign w:val="center"/>
+          </w:tcPr>
+          <w:p>
+            <w:pPr>
+              <w:spacing w:before="0" w:after="0" w:line="240" w:lineRule="auto"/>
+            </w:pPr>
+            <w:r>
+              <w:rPr>
+                <w:rFonts w:ascii="Arial" w:hAnsi="Arial" w:cs="Arial" w:eastAsia="Arial"/>
+                <w:sz w:val="15"/>
+                <w:szCs w:val="15"/>
+              </w:rPr>
+              <w:t>Aprobado por el equipo (22-10-2026); implementado</w:t>
+            </w:r>
+          </w:p>
+        </w:tc>
+        <w:tc>
+          <w:tcPr>
+            <w:tcW w:w="1900" w:type="dxa"/>
+            <w:tcMar>
+              <w:top w:w="80" w:type="dxa"/>
+              <w:left w:w="100" w:type="dxa"/>
+              <w:bottom w:w="80" w:type="dxa"/>
+              <w:right w:w="100" w:type="dxa"/>
+            </w:tcMar>
+            <w:vAlign w:val="center"/>
+          </w:tcPr>
+          <w:p>
+            <w:pPr>
+              <w:spacing w:before="0" w:after="0" w:line="240" w:lineRule="auto"/>
+            </w:pPr>
+            <w:r>
+              <w:rPr>
+                <w:rFonts w:ascii="Arial" w:hAnsi="Arial" w:cs="Arial" w:eastAsia="Arial"/>
+                <w:sz w:val="15"/>
+                <w:szCs w:val="15"/>
+              </w:rPr>
+              <w:t>Medio — Diseño de BD (16), DIAG-27/28, DDL (24/24 pruebas), riesgos (R-14), web y app</w:t>
             </w:r>
           </w:p>
         </w:tc>
